--- a/artigo/artigo_completo.docx
+++ b/artigo/artigo_completo.docx
@@ -76,9 +76,8 @@
           <w:rFonts w:ascii="Arial" w:cs="Arial" w:eastAsia="Arial" w:hAnsi="Arial"/>
           <w:sz w:val="20"/>
           <w:szCs w:val="20"/>
-          <w:highlight w:val="yellow"/>
-        </w:rPr>
-        <w:t xml:space="preserve">[[Sobrenome, Nome do orientador]]</w:t>
+        </w:rPr>
+        <w:t xml:space="preserve">Santiago, Fábio</w:t>
       </w:r>
       <w:r>
         <w:rPr>
@@ -155,43 +154,35 @@
         <w:spacing w:before="0" w:after="40" w:line="240" w:lineRule="auto"/>
         <w:jc w:val="center"/>
       </w:pPr>
+    </w:p>
+    <w:p>
+      <w:pPr>
+        <w:spacing w:before="0" w:after="40" w:line="240" w:lineRule="auto"/>
+        <w:jc w:val="center"/>
+      </w:pPr>
       <w:r>
         <w:rPr>
           <w:rFonts w:ascii="Arial" w:cs="Arial" w:eastAsia="Arial" w:hAnsi="Arial"/>
           <w:sz w:val="20"/>
           <w:szCs w:val="20"/>
-          <w:highlight w:val="yellow"/>
-        </w:rPr>
-        <w:t xml:space="preserve">[[e-mail do orientador]]</w:t>
-      </w:r>
-    </w:p>
-    <w:p>
-      <w:pPr>
-        <w:spacing w:before="0" w:after="40" w:line="240" w:lineRule="auto"/>
-        <w:jc w:val="center"/>
-      </w:pPr>
-    </w:p>
-    <w:p>
-      <w:pPr>
-        <w:spacing w:before="0" w:after="40" w:line="240" w:lineRule="auto"/>
-        <w:jc w:val="center"/>
-      </w:pPr>
+        </w:rPr>
+        <w:t xml:space="preserve">Submetido em: </w:t>
+      </w:r>
       <w:r>
         <w:rPr>
           <w:rFonts w:ascii="Arial" w:cs="Arial" w:eastAsia="Arial" w:hAnsi="Arial"/>
           <w:sz w:val="20"/>
           <w:szCs w:val="20"/>
         </w:rPr>
-        <w:t xml:space="preserve">Submetido em: </w:t>
+        <w:t xml:space="preserve">24</w:t>
       </w:r>
       <w:r>
         <w:rPr>
           <w:rFonts w:ascii="Arial" w:cs="Arial" w:eastAsia="Arial" w:hAnsi="Arial"/>
           <w:sz w:val="20"/>
           <w:szCs w:val="20"/>
-          <w:highlight w:val="yellow"/>
-        </w:rPr>
-        <w:t xml:space="preserve">[[___]]</w:t>
+        </w:rPr>
+        <w:t xml:space="preserve"> de outubro de 2026.    Aceito em: </w:t>
       </w:r>
       <w:r>
         <w:rPr>
@@ -199,16 +190,15 @@
           <w:sz w:val="20"/>
           <w:szCs w:val="20"/>
         </w:rPr>
-        <w:t xml:space="preserve"> de outubro de 2026.    Aceito em: </w:t>
+        <w:t xml:space="preserve">___</w:t>
       </w:r>
       <w:r>
         <w:rPr>
           <w:rFonts w:ascii="Arial" w:cs="Arial" w:eastAsia="Arial" w:hAnsi="Arial"/>
           <w:sz w:val="20"/>
           <w:szCs w:val="20"/>
-          <w:highlight w:val="yellow"/>
-        </w:rPr>
-        <w:t xml:space="preserve">[[___]]</w:t>
+        </w:rPr>
+        <w:t xml:space="preserve"> de </w:t>
       </w:r>
       <w:r>
         <w:rPr>
@@ -216,16 +206,7 @@
           <w:sz w:val="20"/>
           <w:szCs w:val="20"/>
         </w:rPr>
-        <w:t xml:space="preserve"> de </w:t>
-      </w:r>
-      <w:r>
-        <w:rPr>
-          <w:rFonts w:ascii="Arial" w:cs="Arial" w:eastAsia="Arial" w:hAnsi="Arial"/>
-          <w:sz w:val="20"/>
-          <w:szCs w:val="20"/>
-          <w:highlight w:val="yellow"/>
-        </w:rPr>
-        <w:t xml:space="preserve">[[_________]]</w:t>
+        <w:t xml:space="preserve">_________</w:t>
       </w:r>
       <w:r>
         <w:rPr>
@@ -1583,7 +1564,7 @@
           <w:sz w:val="24"/>
           <w:szCs w:val="24"/>
         </w:rPr>
-        <w:t xml:space="preserve"> (seção 3.5), que procurava o elemento antes de a página carregar e levou a descartar uma primeira tentativa de 66 execuções. O plano foi gravado no controle de versões local antes de qualquer execução, inclusive da tentativa descartada (versão be6bd2c, de 16 de setembro de 2026), e as correções entraram como revisões datadas, sem mudar a hipótese; esse plano, o código, os dados e os registros do agente estão em https://github.com/lucajsalcalde/automacao-web-deterministica-vs-agentica. Antes da coleta, as determinísticas só falharam onde se previa, e um programa que localiza os elementos pela identidade original concluiu as tarefas nas 192 combinações degradadas: a degradação não impede a tarefa. Por limite de uso do modelo, a coleta teve dois blocos, as determinísticas e depois a agêntica, cada um em ordem sorteada, e a verificação das determinísticas, repetida entre eles, não mudou. Por um erro de operação, 89 condições agênticas rodaram duas vezes; manteve-se a última gravada, e nenhum par divergia. Após a coleta, vinte verificações automáticas dos dados, como a do pareamento, não acusaram erro.</w:t>
+        <w:t xml:space="preserve"> (seção 3.5), que procurava o elemento antes de a página carregar e levou a descartar uma primeira tentativa de 66 execuções. O plano foi gravado no controle de versões local antes de qualquer execução da coleta definitiva, inclusive da tentativa descartada (versão be6bd2c, de 16 de setembro de 2026), e as correções entraram como revisões datadas, sem mudar a hipótese; esse plano, o código, os dados e os registros do agente estão em https://github.com/lucajsalcalde/automacao-web-deterministica-vs-agentica. Antes da coleta, as determinísticas só falharam onde se previa, e um programa que localiza os elementos pela identidade original concluiu as tarefas nas 192 combinações degradadas: a degradação não impede a tarefa. Por limite de uso do modelo, a coleta teve dois blocos, as determinísticas e depois a agêntica, cada um em ordem sorteada, e a verificação das determinísticas, repetida entre eles, não mudou. Por um erro de operação, 89 condições agênticas rodaram duas vezes; manteve-se a última gravada, e nenhum par divergia. Após a coleta, vinte verificações automáticas dos dados, como a do pareamento, não acusaram erro.</w:t>
       </w:r>
     </w:p>
     <w:p>
@@ -2147,7 +2128,7 @@
           <w:sz w:val="24"/>
           <w:szCs w:val="24"/>
         </w:rPr>
-        <w:t xml:space="preserve">em que M é o número de mudanças de interface por ano; f, a proporção de falhas da abordagem sob o tipo de mudança considerado, medida em todas as intensidades com degradação, e não só no recorte da hipótese, porque uma mudança real pode ter qualquer tamanho c</w:t>
+        <w:t xml:space="preserve">em que M é o número de mudanças de interface por ano; f, a proporção de falhas da abordagem sob o tipo de mudança considerado, medida em todas as intensidades com degradação, e não só no recorte da hipótese, porque uma mudança real pode ter qualquer tamanho; c</w:t>
       </w:r>
       <w:r>
         <w:rPr>
@@ -2198,7 +2179,7 @@
           <w:sz w:val="24"/>
           <w:szCs w:val="24"/>
         </w:rPr>
-        <w:t xml:space="preserve"> é premissa do autor, sem fonte: meia hora de trabalho a R$ 250,00 por hora, ou R$ 125,00 por conserto, com o valor da hora variado de R$ 100,00 a R$ 300,00. O câmbio, também premissa, é de R$ 5,19 por dólar, cotação de 20 de agosto de 2026 (±10%), e os volumes, de uma, vinte e duzentas execuções por dia útil, em 252 dias úteis por ano. Ficam fora o custo de construir cada abordagem e o de máquina.</w:t>
+        <w:t xml:space="preserve"> é premissa do autor, sem fonte: meia hora de trabalho a R$ 250,00 por hora, ou R$ 125,00 por conserto, com o valor da hora variado de R$ 100,00 a R$ 300,00. O câmbio, também premissa, é de R$ 5,19 por dólar, cotação de 20 de agosto de 2026 (±10%), e os volumes, de uma, vinte e duzentas execuções por dia útil, em 252 dias úteis por ano. Ficam fora os custos de construção e de máquina.</w:t>
       </w:r>
     </w:p>
     <w:p>
